--- a/PLSDA_4Class_Book2_6832.docx
+++ b/PLSDA_4Class_Book2_6832.docx
@@ -25,7 +25,7 @@
         <w:br/>
         <w:t>=============================================================================</w:t>
         <w:br/>
-        <w:t>File   : Book2.xlsx   (C:\Users\Hira Aman\Desktop\PROF_DOMENICO'S)</w:t>
+        <w:t>File   : Book2.xlsx   (C:/Users/Hira Aman/Desktop/PROF_DOMENICO'S)</w:t>
         <w:br/>
         <w:t>Sheet  : 4 - Normalised</w:t>
         <w:br/>
